--- a/public/templates/template_peminjaman.docx
+++ b/public/templates/template_peminjaman.docx
@@ -4,11 +4,12 @@
   <w:body>
     <w:tbl>
       <w:tblGrid>
-        <w:gridCol w:w="1600" w:type="dxa"/>
-        <w:gridCol w:w="6800" w:type="dxa"/>
+        <w:gridCol w:w="1219" w:type="dxa"/>
+        <w:gridCol w:w="6588" w:type="dxa"/>
+        <w:gridCol w:w="1219" w:type="dxa"/>
       </w:tblGrid>
       <w:tblPr>
-        <w:tblW w:w="10000" w:type="auto"/>
+        <w:tblW w:w="9026" w:type="auto"/>
         <w:tblLayout w:type="fixed"/>
       </w:tblPr>
       <w:tr>
@@ -17,12 +18,18 @@
         </w:trPr>
         <w:tc>
           <w:tcPr>
-            <w:tcW w:w="1600" w:type="dxa"/>
+            <w:tcW w:w="1219" w:type="dxa"/>
             <w:vAlign w:val="center"/>
-            <w:noWrap/>
-          </w:tcPr>
-          <w:p>
-            <w:pPr/>
+            <w:tcBorders>
+              <w:bottom w:val="double" w:sz="12" w:color="000000"/>
+            </w:tcBorders>
+            <w:noWrap/>
+          </w:tcPr>
+          <w:p>
+            <w:pPr>
+              <w:jc w:val="center"/>
+              <w:spacing w:after="0" w:line="300" w:lineRule="auto"/>
+            </w:pPr>
             <w:r>
               <w:rPr>
                 <w:rFonts w:ascii="Arial" w:hAnsi="Arial" w:eastAsia="Arial" w:cs="Arial"/>
@@ -36,17 +43,23 @@
         </w:tc>
         <w:tc>
           <w:tcPr>
-            <w:tcW w:w="6800" w:type="dxa"/>
+            <w:tcW w:w="6588" w:type="dxa"/>
             <w:vAlign w:val="center"/>
-            <w:noWrap/>
-          </w:tcPr>
-          <w:p>
-            <w:pPr/>
+            <w:tcBorders>
+              <w:bottom w:val="double" w:sz="12" w:color="000000"/>
+            </w:tcBorders>
+            <w:noWrap/>
+          </w:tcPr>
+          <w:p>
+            <w:pPr>
+              <w:jc w:val="center"/>
+              <w:spacing w:after="0" w:line="300" w:lineRule="auto"/>
+            </w:pPr>
             <w:r>
               <w:rPr>
                 <w:rFonts w:ascii="Arial" w:hAnsi="Arial" w:eastAsia="Arial" w:cs="Arial"/>
-                <w:sz w:val="26"/>
-                <w:szCs w:val="26"/>
+                <w:sz w:val="24"/>
+                <w:szCs w:val="24"/>
                 <w:b w:val="1"/>
                 <w:bCs w:val="1"/>
               </w:rPr>
@@ -54,12 +67,15 @@
             </w:r>
           </w:p>
           <w:p>
-            <w:pPr/>
+            <w:pPr>
+              <w:jc w:val="center"/>
+              <w:spacing w:after="0" w:line="300" w:lineRule="auto"/>
+            </w:pPr>
             <w:r>
               <w:rPr>
                 <w:rFonts w:ascii="Arial" w:hAnsi="Arial" w:eastAsia="Arial" w:cs="Arial"/>
-                <w:sz w:val="26"/>
-                <w:szCs w:val="26"/>
+                <w:sz w:val="24"/>
+                <w:szCs w:val="24"/>
                 <w:b w:val="1"/>
                 <w:bCs w:val="1"/>
               </w:rPr>
@@ -67,7 +83,10 @@
             </w:r>
           </w:p>
           <w:p>
-            <w:pPr/>
+            <w:pPr>
+              <w:jc w:val="center"/>
+              <w:spacing w:after="0" w:line="300" w:lineRule="auto"/>
+            </w:pPr>
             <w:r>
               <w:rPr>
                 <w:rFonts w:ascii="Arial" w:hAnsi="Arial" w:eastAsia="Arial" w:cs="Arial"/>
@@ -78,7 +97,10 @@
             </w:r>
           </w:p>
           <w:p>
-            <w:pPr/>
+            <w:pPr>
+              <w:jc w:val="center"/>
+              <w:spacing w:after="0" w:line="300" w:lineRule="auto"/>
+            </w:pPr>
             <w:r>
               <w:rPr>
                 <w:rFonts w:ascii="Arial" w:hAnsi="Arial" w:eastAsia="Arial" w:cs="Arial"/>
@@ -91,7 +113,10 @@
             </w:r>
           </w:p>
           <w:p>
-            <w:pPr/>
+            <w:pPr>
+              <w:jc w:val="center"/>
+              <w:spacing w:after="0" w:line="300" w:lineRule="auto"/>
+            </w:pPr>
             <w:r>
               <w:rPr>
                 <w:rFonts w:ascii="Arial" w:hAnsi="Arial" w:eastAsia="Arial" w:cs="Arial"/>
@@ -104,35 +129,52 @@
             </w:r>
           </w:p>
         </w:tc>
+        <w:tc>
+          <w:tcPr>
+            <w:tcW w:w="1219" w:type="dxa"/>
+            <w:vAlign w:val="center"/>
+            <w:tcBorders>
+              <w:bottom w:val="double" w:sz="12" w:color="000000"/>
+            </w:tcBorders>
+            <w:noWrap/>
+          </w:tcPr>
+          <w:p/>
+        </w:tc>
       </w:tr>
     </w:tbl>
     <w:p>
       <w:pPr>
-        <w:spacing/>
-      </w:pPr>
-      <w:r>
-        <w:rPr/>
+        <w:spacing w:after="0" w:line="240" w:lineRule="auto"/>
+      </w:pPr>
+      <w:r>
+        <w:rPr>
+          <w:rFonts w:ascii="Times New Roman" w:hAnsi="Times New Roman" w:eastAsia="Times New Roman" w:cs="Times New Roman"/>
+          <w:sz w:val="16"/>
+          <w:szCs w:val="16"/>
+        </w:rPr>
         <w:t xml:space="preserve"/>
       </w:r>
     </w:p>
     <w:tbl>
       <w:tblGrid>
-        <w:gridCol w:w="6500" w:type="dxa"/>
-        <w:gridCol w:w="3500" w:type="dxa"/>
+        <w:gridCol w:w="5867" w:type="dxa"/>
+        <w:gridCol w:w="3159" w:type="dxa"/>
       </w:tblGrid>
       <w:tblPr>
-        <w:tblW w:w="10000" w:type="auto"/>
+        <w:tblW w:w="9026" w:type="auto"/>
         <w:tblLayout w:type="fixed"/>
       </w:tblPr>
       <w:tr>
         <w:trPr/>
         <w:tc>
           <w:tcPr>
-            <w:tcW w:w="6500" w:type="dxa"/>
-            <w:noWrap/>
-          </w:tcPr>
-          <w:p>
-            <w:pPr/>
+            <w:tcW w:w="5867" w:type="dxa"/>
+            <w:noWrap/>
+          </w:tcPr>
+          <w:p>
+            <w:pPr>
+              <w:spacing w:after="0" w:line="360" w:lineRule="auto"/>
+            </w:pPr>
             <w:r>
               <w:rPr>
                 <w:rFonts w:ascii="Times New Roman" w:hAnsi="Times New Roman" w:eastAsia="Times New Roman" w:cs="Times New Roman"/>
@@ -145,11 +187,14 @@
         </w:tc>
         <w:tc>
           <w:tcPr>
-            <w:tcW w:w="3500" w:type="dxa"/>
-            <w:noWrap/>
-          </w:tcPr>
-          <w:p>
-            <w:pPr/>
+            <w:tcW w:w="3159" w:type="dxa"/>
+            <w:noWrap/>
+          </w:tcPr>
+          <w:p>
+            <w:pPr>
+              <w:jc w:val="right"/>
+              <w:spacing w:after="0" w:line="360" w:lineRule="auto"/>
+            </w:pPr>
             <w:r>
               <w:rPr>
                 <w:rFonts w:ascii="Times New Roman" w:hAnsi="Times New Roman" w:eastAsia="Times New Roman" w:cs="Times New Roman"/>
@@ -157,6 +202,35 @@
                 <w:szCs w:val="24"/>
               </w:rPr>
               <w:t xml:space="preserve">${tanggal}</w:t>
+            </w:r>
+          </w:p>
+          <w:p>
+            <w:pPr>
+              <w:jc w:val="right"/>
+              <w:spacing w:after="0" w:line="288" w:lineRule="auto"/>
+            </w:pPr>
+            <w:r>
+              <w:rPr>
+                <w:rFonts w:ascii="Arial" w:hAnsi="Arial" w:eastAsia="Arial" w:cs="Arial"/>
+                <w:sz w:val="18"/>
+                <w:szCs w:val="18"/>
+              </w:rPr>
+              <w:t xml:space="preserve">${QR}</w:t>
+            </w:r>
+          </w:p>
+          <w:p>
+            <w:pPr>
+              <w:jc w:val="center"/>
+              <w:ind w:left="1968" w:right="0" w:firstLine="0" w:hanging="0"/>
+              <w:spacing w:after="0" w:line="288" w:lineRule="auto"/>
+            </w:pPr>
+            <w:r>
+              <w:rPr>
+                <w:rFonts w:ascii="Arial" w:hAnsi="Arial" w:eastAsia="Arial" w:cs="Arial"/>
+                <w:sz w:val="11"/>
+                <w:szCs w:val="11"/>
+              </w:rPr>
+              <w:t xml:space="preserve">${nomor}</w:t>
             </w:r>
           </w:p>
         </w:tc>
@@ -164,16 +238,20 @@
     </w:tbl>
     <w:p>
       <w:pPr>
-        <w:spacing/>
-      </w:pPr>
-      <w:r>
-        <w:rPr/>
+        <w:spacing w:after="0" w:line="240" w:lineRule="auto"/>
+      </w:pPr>
+      <w:r>
+        <w:rPr>
+          <w:rFonts w:ascii="Times New Roman" w:hAnsi="Times New Roman" w:eastAsia="Times New Roman" w:cs="Times New Roman"/>
+          <w:sz w:val="8"/>
+          <w:szCs w:val="8"/>
+        </w:rPr>
         <w:t xml:space="preserve"/>
       </w:r>
     </w:p>
     <w:p>
       <w:pPr>
-        <w:spacing/>
+        <w:spacing w:after="0" w:line="360" w:lineRule="auto"/>
       </w:pPr>
       <w:r>
         <w:rPr>
@@ -186,7 +264,7 @@
     </w:p>
     <w:p>
       <w:pPr>
-        <w:spacing/>
+        <w:spacing w:after="0" w:line="360" w:lineRule="auto"/>
       </w:pPr>
       <w:r>
         <w:rPr>
@@ -199,7 +277,7 @@
     </w:p>
     <w:p>
       <w:pPr>
-        <w:spacing/>
+        <w:spacing w:after="0" w:line="360" w:lineRule="auto"/>
       </w:pPr>
       <w:r>
         <w:rPr>
@@ -212,7 +290,7 @@
     </w:p>
     <w:p>
       <w:pPr>
-        <w:spacing/>
+        <w:spacing w:after="0" w:line="360" w:lineRule="auto"/>
       </w:pPr>
       <w:r>
         <w:rPr>
@@ -225,16 +303,20 @@
     </w:p>
     <w:p>
       <w:pPr>
-        <w:spacing/>
-      </w:pPr>
-      <w:r>
-        <w:rPr/>
+        <w:spacing w:after="0" w:line="240" w:lineRule="auto"/>
+      </w:pPr>
+      <w:r>
+        <w:rPr>
+          <w:rFonts w:ascii="Times New Roman" w:hAnsi="Times New Roman" w:eastAsia="Times New Roman" w:cs="Times New Roman"/>
+          <w:sz w:val="12"/>
+          <w:szCs w:val="12"/>
+        </w:rPr>
         <w:t xml:space="preserve"/>
       </w:r>
     </w:p>
     <w:p>
       <w:pPr>
-        <w:spacing/>
+        <w:spacing w:after="0" w:line="360" w:lineRule="auto"/>
       </w:pPr>
       <w:r>
         <w:rPr>
@@ -247,17 +329,21 @@
     </w:p>
     <w:p>
       <w:pPr>
-        <w:spacing/>
-      </w:pPr>
-      <w:r>
-        <w:rPr/>
+        <w:spacing w:after="0" w:line="240" w:lineRule="auto"/>
+      </w:pPr>
+      <w:r>
+        <w:rPr>
+          <w:rFonts w:ascii="Times New Roman" w:hAnsi="Times New Roman" w:eastAsia="Times New Roman" w:cs="Times New Roman"/>
+          <w:sz w:val="8"/>
+          <w:szCs w:val="8"/>
+        </w:rPr>
         <w:t xml:space="preserve"/>
       </w:r>
     </w:p>
     <w:p>
       <w:pPr>
-        <w:ind w:left="480" w:right="0" w:firstLine="0" w:hanging="0"/>
-        <w:spacing/>
+        <w:ind w:left="0" w:right="0" w:firstLine="480" w:hanging="0"/>
+        <w:spacing w:after="0" w:line="360" w:lineRule="auto"/>
       </w:pPr>
       <w:r>
         <w:rPr>
@@ -286,7 +372,10 @@
             <w:noWrap/>
           </w:tcPr>
           <w:p>
-            <w:pPr/>
+            <w:pPr>
+              <w:ind w:left="480" w:right="0" w:firstLine="0" w:hanging="0"/>
+              <w:spacing w:after="0" w:line="360" w:lineRule="auto"/>
+            </w:pPr>
             <w:r>
               <w:rPr>
                 <w:rFonts w:ascii="Times New Roman" w:hAnsi="Times New Roman" w:eastAsia="Times New Roman" w:cs="Times New Roman"/>
@@ -303,7 +392,10 @@
             <w:noWrap/>
           </w:tcPr>
           <w:p>
-            <w:pPr/>
+            <w:pPr>
+              <w:ind w:left="480" w:right="0" w:firstLine="0" w:hanging="0"/>
+              <w:spacing w:after="0" w:line="360" w:lineRule="auto"/>
+            </w:pPr>
             <w:r>
               <w:rPr>
                 <w:rFonts w:ascii="Times New Roman" w:hAnsi="Times New Roman" w:eastAsia="Times New Roman" w:cs="Times New Roman"/>
@@ -320,7 +412,10 @@
             <w:noWrap/>
           </w:tcPr>
           <w:p>
-            <w:pPr/>
+            <w:pPr>
+              <w:ind w:left="480" w:right="0" w:firstLine="0" w:hanging="0"/>
+              <w:spacing w:after="0" w:line="360" w:lineRule="auto"/>
+            </w:pPr>
             <w:r>
               <w:rPr>
                 <w:rFonts w:ascii="Times New Roman" w:hAnsi="Times New Roman" w:eastAsia="Times New Roman" w:cs="Times New Roman"/>
@@ -340,7 +435,10 @@
             <w:noWrap/>
           </w:tcPr>
           <w:p>
-            <w:pPr/>
+            <w:pPr>
+              <w:ind w:left="480" w:right="0" w:firstLine="0" w:hanging="0"/>
+              <w:spacing w:after="0" w:line="360" w:lineRule="auto"/>
+            </w:pPr>
             <w:r>
               <w:rPr>
                 <w:rFonts w:ascii="Times New Roman" w:hAnsi="Times New Roman" w:eastAsia="Times New Roman" w:cs="Times New Roman"/>
@@ -357,7 +455,10 @@
             <w:noWrap/>
           </w:tcPr>
           <w:p>
-            <w:pPr/>
+            <w:pPr>
+              <w:ind w:left="480" w:right="0" w:firstLine="0" w:hanging="0"/>
+              <w:spacing w:after="0" w:line="360" w:lineRule="auto"/>
+            </w:pPr>
             <w:r>
               <w:rPr>
                 <w:rFonts w:ascii="Times New Roman" w:hAnsi="Times New Roman" w:eastAsia="Times New Roman" w:cs="Times New Roman"/>
@@ -374,7 +475,10 @@
             <w:noWrap/>
           </w:tcPr>
           <w:p>
-            <w:pPr/>
+            <w:pPr>
+              <w:ind w:left="480" w:right="0" w:firstLine="0" w:hanging="0"/>
+              <w:spacing w:after="0" w:line="360" w:lineRule="auto"/>
+            </w:pPr>
             <w:r>
               <w:rPr>
                 <w:rFonts w:ascii="Times New Roman" w:hAnsi="Times New Roman" w:eastAsia="Times New Roman" w:cs="Times New Roman"/>
@@ -394,7 +498,10 @@
             <w:noWrap/>
           </w:tcPr>
           <w:p>
-            <w:pPr/>
+            <w:pPr>
+              <w:ind w:left="480" w:right="0" w:firstLine="0" w:hanging="0"/>
+              <w:spacing w:after="0" w:line="360" w:lineRule="auto"/>
+            </w:pPr>
             <w:r>
               <w:rPr>
                 <w:rFonts w:ascii="Times New Roman" w:hAnsi="Times New Roman" w:eastAsia="Times New Roman" w:cs="Times New Roman"/>
@@ -411,7 +518,10 @@
             <w:noWrap/>
           </w:tcPr>
           <w:p>
-            <w:pPr/>
+            <w:pPr>
+              <w:ind w:left="480" w:right="0" w:firstLine="0" w:hanging="0"/>
+              <w:spacing w:after="0" w:line="360" w:lineRule="auto"/>
+            </w:pPr>
             <w:r>
               <w:rPr>
                 <w:rFonts w:ascii="Times New Roman" w:hAnsi="Times New Roman" w:eastAsia="Times New Roman" w:cs="Times New Roman"/>
@@ -428,7 +538,10 @@
             <w:noWrap/>
           </w:tcPr>
           <w:p>
-            <w:pPr/>
+            <w:pPr>
+              <w:ind w:left="480" w:right="0" w:firstLine="0" w:hanging="0"/>
+              <w:spacing w:after="0" w:line="360" w:lineRule="auto"/>
+            </w:pPr>
             <w:r>
               <w:rPr>
                 <w:rFonts w:ascii="Times New Roman" w:hAnsi="Times New Roman" w:eastAsia="Times New Roman" w:cs="Times New Roman"/>
@@ -448,7 +561,10 @@
             <w:noWrap/>
           </w:tcPr>
           <w:p>
-            <w:pPr/>
+            <w:pPr>
+              <w:ind w:left="480" w:right="0" w:firstLine="0" w:hanging="0"/>
+              <w:spacing w:after="0" w:line="360" w:lineRule="auto"/>
+            </w:pPr>
             <w:r>
               <w:rPr>
                 <w:rFonts w:ascii="Times New Roman" w:hAnsi="Times New Roman" w:eastAsia="Times New Roman" w:cs="Times New Roman"/>
@@ -465,7 +581,10 @@
             <w:noWrap/>
           </w:tcPr>
           <w:p>
-            <w:pPr/>
+            <w:pPr>
+              <w:ind w:left="480" w:right="0" w:firstLine="0" w:hanging="0"/>
+              <w:spacing w:after="0" w:line="360" w:lineRule="auto"/>
+            </w:pPr>
             <w:r>
               <w:rPr>
                 <w:rFonts w:ascii="Times New Roman" w:hAnsi="Times New Roman" w:eastAsia="Times New Roman" w:cs="Times New Roman"/>
@@ -482,7 +601,10 @@
             <w:noWrap/>
           </w:tcPr>
           <w:p>
-            <w:pPr/>
+            <w:pPr>
+              <w:ind w:left="480" w:right="0" w:firstLine="0" w:hanging="0"/>
+              <w:spacing w:after="0" w:line="360" w:lineRule="auto"/>
+            </w:pPr>
             <w:r>
               <w:rPr>
                 <w:rFonts w:ascii="Times New Roman" w:hAnsi="Times New Roman" w:eastAsia="Times New Roman" w:cs="Times New Roman"/>
@@ -497,16 +619,20 @@
     </w:tbl>
     <w:p>
       <w:pPr>
-        <w:spacing/>
-      </w:pPr>
-      <w:r>
-        <w:rPr/>
+        <w:spacing w:after="0" w:line="240" w:lineRule="auto"/>
+      </w:pPr>
+      <w:r>
+        <w:rPr>
+          <w:rFonts w:ascii="Times New Roman" w:hAnsi="Times New Roman" w:eastAsia="Times New Roman" w:cs="Times New Roman"/>
+          <w:sz w:val="8"/>
+          <w:szCs w:val="8"/>
+        </w:rPr>
         <w:t xml:space="preserve"/>
       </w:r>
     </w:p>
     <w:p>
       <w:pPr>
-        <w:spacing/>
+        <w:spacing w:after="0" w:line="360" w:lineRule="auto"/>
       </w:pPr>
       <w:r>
         <w:rPr>
@@ -519,10 +645,14 @@
     </w:p>
     <w:p>
       <w:pPr>
-        <w:spacing/>
-      </w:pPr>
-      <w:r>
-        <w:rPr/>
+        <w:spacing w:after="0" w:line="240" w:lineRule="auto"/>
+      </w:pPr>
+      <w:r>
+        <w:rPr>
+          <w:rFonts w:ascii="Times New Roman" w:hAnsi="Times New Roman" w:eastAsia="Times New Roman" w:cs="Times New Roman"/>
+          <w:sz w:val="8"/>
+          <w:szCs w:val="8"/>
+        </w:rPr>
         <w:t xml:space="preserve"/>
       </w:r>
     </w:p>
@@ -545,7 +675,10 @@
             <w:noWrap/>
           </w:tcPr>
           <w:p>
-            <w:pPr/>
+            <w:pPr>
+              <w:jc w:val="center"/>
+              <w:spacing w:after="0" w:line="360" w:lineRule="auto"/>
+            </w:pPr>
             <w:r>
               <w:rPr>
                 <w:rFonts w:ascii="Arial" w:hAnsi="Arial" w:eastAsia="Arial" w:cs="Arial"/>
@@ -565,7 +698,10 @@
             <w:noWrap/>
           </w:tcPr>
           <w:p>
-            <w:pPr/>
+            <w:pPr>
+              <w:jc w:val="center"/>
+              <w:spacing w:after="0" w:line="360" w:lineRule="auto"/>
+            </w:pPr>
             <w:r>
               <w:rPr>
                 <w:rFonts w:ascii="Arial" w:hAnsi="Arial" w:eastAsia="Arial" w:cs="Arial"/>
@@ -585,7 +721,10 @@
             <w:noWrap/>
           </w:tcPr>
           <w:p>
-            <w:pPr/>
+            <w:pPr>
+              <w:jc w:val="center"/>
+              <w:spacing w:after="0" w:line="360" w:lineRule="auto"/>
+            </w:pPr>
             <w:r>
               <w:rPr>
                 <w:rFonts w:ascii="Arial" w:hAnsi="Arial" w:eastAsia="Arial" w:cs="Arial"/>
@@ -605,7 +744,10 @@
             <w:noWrap/>
           </w:tcPr>
           <w:p>
-            <w:pPr/>
+            <w:pPr>
+              <w:jc w:val="center"/>
+              <w:spacing w:after="0" w:line="360" w:lineRule="auto"/>
+            </w:pPr>
             <w:r>
               <w:rPr>
                 <w:rFonts w:ascii="Arial" w:hAnsi="Arial" w:eastAsia="Arial" w:cs="Arial"/>
@@ -627,7 +769,10 @@
             <w:noWrap/>
           </w:tcPr>
           <w:p>
-            <w:pPr/>
+            <w:pPr>
+              <w:jc w:val="center"/>
+              <w:spacing w:after="0" w:line="360" w:lineRule="auto"/>
+            </w:pPr>
             <w:r>
               <w:rPr>
                 <w:rFonts w:ascii="Arial" w:hAnsi="Arial" w:eastAsia="Arial" w:cs="Arial"/>
@@ -644,7 +789,9 @@
             <w:noWrap/>
           </w:tcPr>
           <w:p>
-            <w:pPr/>
+            <w:pPr>
+              <w:spacing w:after="0" w:line="360" w:lineRule="auto"/>
+            </w:pPr>
             <w:r>
               <w:rPr>
                 <w:rFonts w:ascii="Arial" w:hAnsi="Arial" w:eastAsia="Arial" w:cs="Arial"/>
@@ -661,7 +808,10 @@
             <w:noWrap/>
           </w:tcPr>
           <w:p>
-            <w:pPr/>
+            <w:pPr>
+              <w:jc w:val="center"/>
+              <w:spacing w:after="0" w:line="360" w:lineRule="auto"/>
+            </w:pPr>
             <w:r>
               <w:rPr>
                 <w:rFonts w:ascii="Arial" w:hAnsi="Arial" w:eastAsia="Arial" w:cs="Arial"/>
@@ -678,7 +828,10 @@
             <w:noWrap/>
           </w:tcPr>
           <w:p>
-            <w:pPr/>
+            <w:pPr>
+              <w:jc w:val="center"/>
+              <w:spacing w:after="0" w:line="360" w:lineRule="auto"/>
+            </w:pPr>
             <w:r>
               <w:rPr>
                 <w:rFonts w:ascii="Arial" w:hAnsi="Arial" w:eastAsia="Arial" w:cs="Arial"/>
@@ -693,10 +846,14 @@
     </w:tbl>
     <w:p>
       <w:pPr>
-        <w:spacing/>
-      </w:pPr>
-      <w:r>
-        <w:rPr/>
+        <w:spacing w:after="0" w:line="240" w:lineRule="auto"/>
+      </w:pPr>
+      <w:r>
+        <w:rPr>
+          <w:rFonts w:ascii="Times New Roman" w:hAnsi="Times New Roman" w:eastAsia="Times New Roman" w:cs="Times New Roman"/>
+          <w:sz w:val="8"/>
+          <w:szCs w:val="8"/>
+        </w:rPr>
         <w:t xml:space="preserve"/>
       </w:r>
     </w:p>
@@ -704,7 +861,7 @@
       <w:pPr>
         <w:jc w:val="both"/>
         <w:ind w:left="0" w:right="0" w:firstLine="480" w:hanging="0"/>
-        <w:spacing/>
+        <w:spacing w:after="0" w:line="360" w:lineRule="auto"/>
       </w:pPr>
       <w:r>
         <w:rPr>
@@ -735,10 +892,14 @@
     </w:p>
     <w:p>
       <w:pPr>
-        <w:spacing/>
-      </w:pPr>
-      <w:r>
-        <w:rPr/>
+        <w:spacing w:after="0" w:line="240" w:lineRule="auto"/>
+      </w:pPr>
+      <w:r>
+        <w:rPr>
+          <w:rFonts w:ascii="Times New Roman" w:hAnsi="Times New Roman" w:eastAsia="Times New Roman" w:cs="Times New Roman"/>
+          <w:sz w:val="4"/>
+          <w:szCs w:val="4"/>
+        </w:rPr>
         <w:t xml:space="preserve"/>
       </w:r>
     </w:p>
@@ -746,7 +907,7 @@
       <w:pPr>
         <w:jc w:val="both"/>
         <w:ind w:left="0" w:right="0" w:firstLine="480" w:hanging="0"/>
-        <w:spacing/>
+        <w:spacing w:after="0" w:line="360" w:lineRule="auto"/>
       </w:pPr>
       <w:r>
         <w:rPr>
@@ -761,7 +922,7 @@
       <w:pPr>
         <w:jc w:val="both"/>
         <w:ind w:left="0" w:right="0" w:firstLine="480" w:hanging="0"/>
-        <w:spacing/>
+        <w:spacing w:after="0" w:line="360" w:lineRule="auto"/>
       </w:pPr>
       <w:r>
         <w:rPr>
@@ -798,7 +959,9 @@
             <w:noWrap/>
           </w:tcPr>
           <w:p>
-            <w:pPr/>
+            <w:pPr>
+              <w:spacing w:after="0" w:line="360" w:lineRule="auto"/>
+            </w:pPr>
             <w:r>
               <w:rPr>
                 <w:rFonts w:ascii="Times New Roman" w:hAnsi="Times New Roman" w:eastAsia="Times New Roman" w:cs="Times New Roman"/>
@@ -822,7 +985,9 @@
             <w:noWrap/>
           </w:tcPr>
           <w:p>
-            <w:pPr/>
+            <w:pPr>
+              <w:spacing w:after="0" w:line="360" w:lineRule="auto"/>
+            </w:pPr>
             <w:r>
               <w:rPr>
                 <w:rFonts w:ascii="Times New Roman" w:hAnsi="Times New Roman" w:eastAsia="Times New Roman" w:cs="Times New Roman"/>
@@ -849,7 +1014,9 @@
             <w:noWrap/>
           </w:tcPr>
           <w:p>
-            <w:pPr/>
+            <w:pPr>
+              <w:spacing w:after="0" w:line="360" w:lineRule="auto"/>
+            </w:pPr>
             <w:r>
               <w:rPr>
                 <w:rFonts w:ascii="Times New Roman" w:hAnsi="Times New Roman" w:eastAsia="Times New Roman" w:cs="Times New Roman"/>
@@ -873,7 +1040,9 @@
             <w:noWrap/>
           </w:tcPr>
           <w:p>
-            <w:pPr/>
+            <w:pPr>
+              <w:spacing w:after="0" w:line="360" w:lineRule="auto"/>
+            </w:pPr>
             <w:r>
               <w:rPr>
                 <w:rFonts w:ascii="Times New Roman" w:hAnsi="Times New Roman" w:eastAsia="Times New Roman" w:cs="Times New Roman"/>
@@ -900,7 +1069,9 @@
             <w:noWrap/>
           </w:tcPr>
           <w:p>
-            <w:pPr/>
+            <w:pPr>
+              <w:spacing w:after="0" w:line="360" w:lineRule="auto"/>
+            </w:pPr>
             <w:r>
               <w:rPr>
                 <w:rFonts w:ascii="Times New Roman" w:hAnsi="Times New Roman" w:eastAsia="Times New Roman" w:cs="Times New Roman"/>
@@ -924,7 +1095,9 @@
             <w:noWrap/>
           </w:tcPr>
           <w:p>
-            <w:pPr/>
+            <w:pPr>
+              <w:spacing w:after="0" w:line="360" w:lineRule="auto"/>
+            </w:pPr>
             <w:r>
               <w:rPr>
                 <w:rFonts w:ascii="Times New Roman" w:hAnsi="Times New Roman" w:eastAsia="Times New Roman" w:cs="Times New Roman"/>
@@ -939,17 +1112,22 @@
     </w:tbl>
     <w:p>
       <w:pPr>
-        <w:spacing/>
-      </w:pPr>
-      <w:r>
-        <w:rPr/>
+        <w:spacing w:after="0" w:line="240" w:lineRule="auto"/>
+      </w:pPr>
+      <w:r>
+        <w:rPr>
+          <w:rFonts w:ascii="Times New Roman" w:hAnsi="Times New Roman" w:eastAsia="Times New Roman" w:cs="Times New Roman"/>
+          <w:sz w:val="8"/>
+          <w:szCs w:val="8"/>
+        </w:rPr>
         <w:t xml:space="preserve"/>
       </w:r>
     </w:p>
     <w:p>
       <w:pPr>
         <w:jc w:val="both"/>
-        <w:spacing/>
+        <w:ind w:left="0" w:right="0" w:firstLine="480" w:hanging="0"/>
+        <w:spacing w:after="0" w:line="360" w:lineRule="auto"/>
       </w:pPr>
       <w:r>
         <w:rPr>
@@ -970,40 +1148,38 @@
     </w:p>
     <w:p>
       <w:pPr>
-        <w:spacing/>
-      </w:pPr>
-      <w:r>
-        <w:rPr/>
+        <w:spacing w:after="0" w:line="240" w:lineRule="auto"/>
+      </w:pPr>
+      <w:r>
+        <w:rPr>
+          <w:rFonts w:ascii="Times New Roman" w:hAnsi="Times New Roman" w:eastAsia="Times New Roman" w:cs="Times New Roman"/>
+          <w:sz w:val="4"/>
+          <w:szCs w:val="4"/>
+        </w:rPr>
         <w:t xml:space="preserve"/>
       </w:r>
     </w:p>
     <w:tbl>
       <w:tblGrid>
-        <w:gridCol w:w="500" w:type="dxa"/>
-        <w:gridCol w:w="4500" w:type="dxa"/>
-        <w:gridCol w:w="500" w:type="dxa"/>
-        <w:gridCol w:w="4500" w:type="dxa"/>
+        <w:gridCol w:w="4513" w:type="dxa"/>
+        <w:gridCol w:w="4513" w:type="dxa"/>
       </w:tblGrid>
       <w:tblPr>
-        <w:tblW w:w="10000" w:type="auto"/>
+        <w:tblW w:w="9026" w:type="auto"/>
         <w:tblLayout w:type="fixed"/>
       </w:tblPr>
       <w:tr>
         <w:trPr/>
         <w:tc>
           <w:tcPr>
-            <w:tcW w:w="500" w:type="dxa"/>
-            <w:noWrap/>
-          </w:tcPr>
-          <w:p/>
-        </w:tc>
-        <w:tc>
-          <w:tcPr>
-            <w:tcW w:w="4500" w:type="dxa"/>
-            <w:noWrap/>
-          </w:tcPr>
-          <w:p>
-            <w:pPr/>
+            <w:tcW w:w="4513" w:type="dxa"/>
+            <w:noWrap/>
+          </w:tcPr>
+          <w:p>
+            <w:pPr>
+              <w:jc w:val="center"/>
+              <w:spacing w:after="0" w:line="360" w:lineRule="auto"/>
+            </w:pPr>
             <w:r>
               <w:rPr>
                 <w:rFonts w:ascii="Times New Roman" w:hAnsi="Times New Roman" w:eastAsia="Times New Roman" w:cs="Times New Roman"/>
@@ -1016,18 +1192,14 @@
         </w:tc>
         <w:tc>
           <w:tcPr>
-            <w:tcW w:w="500" w:type="dxa"/>
-            <w:noWrap/>
-          </w:tcPr>
-          <w:p/>
-        </w:tc>
-        <w:tc>
-          <w:tcPr>
-            <w:tcW w:w="4500" w:type="dxa"/>
-            <w:noWrap/>
-          </w:tcPr>
-          <w:p>
-            <w:pPr/>
+            <w:tcW w:w="4513" w:type="dxa"/>
+            <w:noWrap/>
+          </w:tcPr>
+          <w:p>
+            <w:pPr>
+              <w:jc w:val="center"/>
+              <w:spacing w:after="0" w:line="360" w:lineRule="auto"/>
+            </w:pPr>
             <w:r>
               <w:rPr>
                 <w:rFonts w:ascii="Times New Roman" w:hAnsi="Times New Roman" w:eastAsia="Times New Roman" w:cs="Times New Roman"/>
@@ -1043,24 +1215,20 @@
         <w:trPr/>
         <w:tc>
           <w:tcPr>
-            <w:tcW w:w="500" w:type="dxa"/>
-            <w:noWrap/>
-          </w:tcPr>
-          <w:p/>
-        </w:tc>
-        <w:tc>
-          <w:tcPr>
-            <w:tcW w:w="4500" w:type="dxa"/>
-            <w:noWrap/>
-          </w:tcPr>
-          <w:p/>
-          <w:p/>
-          <w:p/>
-          <w:p/>
-          <w:p/>
-          <w:p/>
-          <w:p>
-            <w:pPr/>
+            <w:tcW w:w="4513" w:type="dxa"/>
+            <w:noWrap/>
+          </w:tcPr>
+          <w:p/>
+          <w:p/>
+          <w:p/>
+          <w:p/>
+          <w:p/>
+          <w:p/>
+          <w:p>
+            <w:pPr>
+              <w:jc w:val="center"/>
+              <w:spacing w:after="0" w:line="288" w:lineRule="auto"/>
+            </w:pPr>
             <w:r>
               <w:rPr>
                 <w:rFonts w:ascii="Times New Roman" w:hAnsi="Times New Roman" w:eastAsia="Times New Roman" w:cs="Times New Roman"/>
@@ -1073,7 +1241,10 @@
             </w:r>
           </w:p>
           <w:p>
-            <w:pPr/>
+            <w:pPr>
+              <w:jc w:val="center"/>
+              <w:spacing w:after="0" w:line="288" w:lineRule="auto"/>
+            </w:pPr>
             <w:r>
               <w:rPr>
                 <w:rFonts w:ascii="Times New Roman" w:hAnsi="Times New Roman" w:eastAsia="Times New Roman" w:cs="Times New Roman"/>
@@ -1084,7 +1255,10 @@
             </w:r>
           </w:p>
           <w:p>
-            <w:pPr/>
+            <w:pPr>
+              <w:jc w:val="center"/>
+              <w:spacing w:after="0" w:line="288" w:lineRule="auto"/>
+            </w:pPr>
             <w:r>
               <w:rPr>
                 <w:rFonts w:ascii="Times New Roman" w:hAnsi="Times New Roman" w:eastAsia="Times New Roman" w:cs="Times New Roman"/>
@@ -1097,24 +1271,20 @@
         </w:tc>
         <w:tc>
           <w:tcPr>
-            <w:tcW w:w="500" w:type="dxa"/>
-            <w:noWrap/>
-          </w:tcPr>
-          <w:p/>
-        </w:tc>
-        <w:tc>
-          <w:tcPr>
-            <w:tcW w:w="4500" w:type="dxa"/>
-            <w:noWrap/>
-          </w:tcPr>
-          <w:p/>
-          <w:p/>
-          <w:p/>
-          <w:p/>
-          <w:p/>
-          <w:p/>
-          <w:p>
-            <w:pPr/>
+            <w:tcW w:w="4513" w:type="dxa"/>
+            <w:noWrap/>
+          </w:tcPr>
+          <w:p/>
+          <w:p/>
+          <w:p/>
+          <w:p/>
+          <w:p/>
+          <w:p/>
+          <w:p>
+            <w:pPr>
+              <w:jc w:val="center"/>
+              <w:spacing w:after="0" w:line="288" w:lineRule="auto"/>
+            </w:pPr>
             <w:r>
               <w:rPr>
                 <w:rFonts w:ascii="Times New Roman" w:hAnsi="Times New Roman" w:eastAsia="Times New Roman" w:cs="Times New Roman"/>
@@ -1127,7 +1297,10 @@
             </w:r>
           </w:p>
           <w:p>
-            <w:pPr/>
+            <w:pPr>
+              <w:jc w:val="center"/>
+              <w:spacing w:after="0" w:line="288" w:lineRule="auto"/>
+            </w:pPr>
             <w:r>
               <w:rPr>
                 <w:rFonts w:ascii="Times New Roman" w:hAnsi="Times New Roman" w:eastAsia="Times New Roman" w:cs="Times New Roman"/>
@@ -1138,7 +1311,10 @@
             </w:r>
           </w:p>
           <w:p>
-            <w:pPr/>
+            <w:pPr>
+              <w:jc w:val="center"/>
+              <w:spacing w:after="0" w:line="288" w:lineRule="auto"/>
+            </w:pPr>
             <w:r>
               <w:rPr>
                 <w:rFonts w:ascii="Times New Roman" w:hAnsi="Times New Roman" w:eastAsia="Times New Roman" w:cs="Times New Roman"/>
@@ -1205,12 +1381,12 @@
         <w:bottom w:w="0" w:type="dxa"/>
       </w:tblCellMar>
       <w:tblBorders>
-        <w:top w:val="single" w:sz="4" w:color="000000"/>
-        <w:left w:val="single" w:sz="4" w:color="000000"/>
-        <w:right w:val="single" w:sz="4" w:color="000000"/>
-        <w:bottom w:val="single" w:sz="4" w:color="000000"/>
-        <w:insideH w:val="single" w:sz="4" w:color="000000"/>
-        <w:insideV w:val="single" w:sz="4" w:color="000000"/>
+        <w:top w:val="single" w:sz="8" w:color="000000"/>
+        <w:left w:val="single" w:sz="8" w:color="000000"/>
+        <w:right w:val="single" w:sz="8" w:color="000000"/>
+        <w:bottom w:val="single" w:sz="8" w:color="000000"/>
+        <w:insideH w:val="single" w:sz="8" w:color="000000"/>
+        <w:insideV w:val="single" w:sz="8" w:color="000000"/>
       </w:tblBorders>
     </w:tblPr>
   </w:style>

--- a/public/templates/template_peminjaman.docx
+++ b/public/templates/template_peminjaman.docx
@@ -445,7 +445,7 @@
                 <w:sz w:val="24"/>
                 <w:szCs w:val="24"/>
               </w:rPr>
-              <w:t xml:space="preserve">NRP</w:t>
+              <w:t xml:space="preserve">NIK</w:t>
             </w:r>
           </w:p>
         </w:tc>
@@ -1251,7 +1251,7 @@
                 <w:sz w:val="24"/>
                 <w:szCs w:val="24"/>
               </w:rPr>
-              <w:t xml:space="preserve">NRP. ${ttd_kiri_nrp}</w:t>
+              <w:t xml:space="preserve">NIK. ${ttd_kiri_nrp}</w:t>
             </w:r>
           </w:p>
           <w:p>
@@ -1307,7 +1307,7 @@
                 <w:sz w:val="24"/>
                 <w:szCs w:val="24"/>
               </w:rPr>
-              <w:t xml:space="preserve">NRP. ${ttd_kanan_nrp}</w:t>
+              <w:t xml:space="preserve">NIK. ${ttd_kanan_nrp}</w:t>
             </w:r>
           </w:p>
           <w:p>

--- a/public/templates/template_peminjaman.docx
+++ b/public/templates/template_peminjaman.docx
@@ -445,7 +445,7 @@
                 <w:sz w:val="24"/>
                 <w:szCs w:val="24"/>
               </w:rPr>
-              <w:t xml:space="preserve">NIK</w:t>
+              <w:t xml:space="preserve">No. Identitas</w:t>
             </w:r>
           </w:p>
         </w:tc>
@@ -1294,34 +1294,6 @@
                 <w:bCs w:val="1"/>
               </w:rPr>
               <w:t xml:space="preserve">${ttd_kanan_nama}</w:t>
-            </w:r>
-          </w:p>
-          <w:p>
-            <w:pPr>
-              <w:jc w:val="center"/>
-              <w:spacing w:after="0" w:line="288" w:lineRule="auto"/>
-            </w:pPr>
-            <w:r>
-              <w:rPr>
-                <w:rFonts w:ascii="Times New Roman" w:hAnsi="Times New Roman" w:eastAsia="Times New Roman" w:cs="Times New Roman"/>
-                <w:sz w:val="24"/>
-                <w:szCs w:val="24"/>
-              </w:rPr>
-              <w:t xml:space="preserve">NIK. ${ttd_kanan_nrp}</w:t>
-            </w:r>
-          </w:p>
-          <w:p>
-            <w:pPr>
-              <w:jc w:val="center"/>
-              <w:spacing w:after="0" w:line="288" w:lineRule="auto"/>
-            </w:pPr>
-            <w:r>
-              <w:rPr>
-                <w:rFonts w:ascii="Times New Roman" w:hAnsi="Times New Roman" w:eastAsia="Times New Roman" w:cs="Times New Roman"/>
-                <w:sz w:val="24"/>
-                <w:szCs w:val="24"/>
-              </w:rPr>
-              <w:t xml:space="preserve">${ttd_kanan_jabatan}</w:t>
             </w:r>
           </w:p>
         </w:tc>
